--- a/public/dontstop-lecture/proposal-small-group.docx
+++ b/public/dontstop-lecture/proposal-small-group.docx
@@ -3,128 +3,592 @@
 <w:document xmlns:wpc="http://schemas.microsoft.com/office/word/2010/wordprocessingCanvas" xmlns:mo="http://schemas.microsoft.com/office/mac/office/2008/main" xmlns:mc="http://schemas.openxmlformats.org/markup-compatibility/2006" xmlns:mv="urn:schemas-microsoft-com:mac:vml" xmlns:o="urn:schemas-microsoft-com:office:office" xmlns:r="http://schemas.openxmlformats.org/officeDocument/2006/relationships" xmlns:m="http://schemas.openxmlformats.org/officeDocument/2006/math" xmlns:v="urn:schemas-microsoft-com:vml" xmlns:wp14="http://schemas.microsoft.com/office/word/2010/wordprocessingDrawing" xmlns:wp="http://schemas.openxmlformats.org/drawingml/2006/wordprocessingDrawing" xmlns:w10="urn:schemas-microsoft-com:office:word" xmlns:w="http://schemas.openxmlformats.org/wordprocessingml/2006/main" xmlns:w14="http://schemas.microsoft.com/office/word/2010/wordml" xmlns:wpg="http://schemas.microsoft.com/office/word/2010/wordprocessingGroup" xmlns:wpi="http://schemas.microsoft.com/office/word/2010/wordprocessingInk" xmlns:wne="http://schemas.microsoft.com/office/word/2006/wordml" xmlns:wps="http://schemas.microsoft.com/office/word/2010/wordprocessingShape" mc:Ignorable="w14 wp14">
   <w:body>
     <w:p>
-      <w:pPr>
-        <w:pStyle w:val="Subtitle"/>
-      </w:pPr>
+      <w:r>
+        <w:t>2~3인 생활·여행 영어 모임</w:t>
+      </w:r>
+    </w:p>
+    <w:p>
+      <w:r>
+        <w:t>두세 사람의 대화가</w:t>
+      </w:r>
+    </w:p>
+    <w:p>
+      <w:r>
+        <w:t>영어의 시작이 됩니다</w:t>
+      </w:r>
+    </w:p>
+    <w:p>
+      <w:r>
+        <w:t>친구·가족·이웃과 같은 장면을 연습하며</w:t>
+      </w:r>
+    </w:p>
+    <w:p>
+      <w:r>
+        <w:t>각자 편한 속도로 말해보는 작은 모임</w:t>
+      </w:r>
+    </w:p>
+    <w:p>
+      <w:r>
+        <w:t>박새미 · 돈스탑 잉글리시 운영자</w:t>
+      </w:r>
+    </w:p>
+    <w:p>
+      <w:r>
+        <w:t>부천 중심 · 일정과 운영 조건 협의</w:t>
+      </w:r>
+    </w:p>
+    <w:p>
+      <w:r>
+        <w:t>AI로 제작한 수업 콘셉트 이미지</w:t>
+      </w:r>
+    </w:p>
+    <w:p>
+      <w:r>
+        <w:t>박새미 · 돈스탑 잉글리시 · 출강 구성 제안 01 / 6</w:t>
+      </w:r>
+    </w:p>
+    <w:p>
+      <w:r>
+        <w:t>DON’T STOP ENGLISHDON’T STOP ENGLISH</w:t>
+      </w:r>
+    </w:p>
+    <w:p>
+      <w:r>
+        <w:br w:type="page"/>
+      </w:r>
+    </w:p>
+    <w:p>
       <w:r>
         <w:t>DON’T STOP ENGLISH</w:t>
       </w:r>
     </w:p>
     <w:p>
-      <w:pPr>
-        <w:pStyle w:val="Title"/>
-      </w:pPr>
       <w:r>
-        <w:t>친구·가족과 작은 영어 모임</w:t>
+        <w:t>01 · PROGRAM INTENT</w:t>
       </w:r>
     </w:p>
     <w:p>
       <w:r>
-        <w:t>두세 분이 함께하는 수업 제안</w:t>
-      </w:r>
-    </w:p>
-    <w:p>
-      <w:pPr>
-        <w:pStyle w:val="Heading2"/>
-      </w:pPr>
-      <w:r>
-        <w:t>함께 배우고 싶은 두세 분에게</w:t>
+        <w:t>편한 사람들과,</w:t>
       </w:r>
     </w:p>
     <w:p>
       <w:r>
-        <w:t>여행을 앞둔 친구, 함께 새로운 활동을 시작하고 싶은 가족, 영어로 짧은 인사를 해보고 싶은 이웃에게 제안합니다. 생활이나 여행 장면 하나를 고르고 각자 편한 방식으로 말해보는 구성을 준비합니다.</w:t>
-      </w:r>
-    </w:p>
-    <w:p>
-      <w:pPr>
-        <w:pStyle w:val="Heading2"/>
-      </w:pPr>
-      <w:r>
-        <w:t>모임의 기본 조건</w:t>
+        <w:t>쓸 장면 하나부터</w:t>
       </w:r>
     </w:p>
     <w:p>
       <w:r>
-        <w:t>인원 · 2~3인</w:t>
-        <w:br/>
-        <w:t>시간 · 60~120분</w:t>
-        <w:br/>
-        <w:t>지역 · 부천 중심, 장소와 이동 조건 협의</w:t>
-        <w:br/>
-        <w:t>진행 · 박새미, 돈스탑 잉글리시 운영자</w:t>
-        <w:br/>
-        <w:t>수준 · 참여자의 목적과 경험에 맞춰 설명과 연습 비중 조정</w:t>
-      </w:r>
-    </w:p>
-    <w:p>
-      <w:pPr>
-        <w:pStyle w:val="Heading2"/>
-      </w:pPr>
-      <w:r>
-        <w:t>첫 모임은 이렇게 진행합니다</w:t>
+        <w:t>어디서부터 시작할지 막막하다면, 함께 여행할 때나 일상에서 써보고</w:t>
       </w:r>
     </w:p>
     <w:p>
       <w:r>
-        <w:t>원하는 장면을 고릅니다 · 주문, 길 묻기, 인사 중 선택</w:t>
-        <w:br/>
-        <w:t>표현을 익힙니다 · 큰 글씨와 한국어 설명으로 이해</w:t>
-        <w:br/>
-        <w:t>말해봅니다 · 함께 따라 말하거나 원하면 짝 연습</w:t>
-        <w:br/>
-        <w:t>남겨갑니다 · 오늘의 표현과 다음에 연습할 장면 정리</w:t>
-      </w:r>
-    </w:p>
-    <w:p>
-      <w:pPr>
-        <w:pStyle w:val="Heading2"/>
-      </w:pPr>
-      <w:r>
-        <w:t>모임에 맞춘 시간 선택</w:t>
+        <w:t>싶은 장면을 골라봅니다.</w:t>
       </w:r>
     </w:p>
     <w:p>
       <w:r>
-        <w:t>60분 · 한 장면과 핵심 표현 중심</w:t>
-        <w:br/>
-        <w:t>90분 · 연습과 역할 바꾸기를 추가</w:t>
-        <w:br/>
-        <w:t>120분 · 중간 휴식과 상황 적용을 포함</w:t>
-        <w:br/>
-        <w:t>공개 발표와 스마트폰 사용은 필수가 아닙니다.</w:t>
-      </w:r>
-    </w:p>
-    <w:p>
-      <w:pPr>
-        <w:pStyle w:val="Heading2"/>
-      </w:pPr>
-      <w:r>
-        <w:t>문의할 때 알려주실 내용</w:t>
+        <w:t>2~3인 60~120분 부천 중심</w:t>
       </w:r>
     </w:p>
     <w:p>
       <w:r>
-        <w:t>함께할 인원, 배우고 싶은 장면, 원하는 시간대와 장소를 알려주시면 됩니다. 일정, 비용, 공간과 교재 조건을 확인한 뒤 실제 수업 여부를 정합니다. 이 자료는 수업 구성 제안이며 확정된 모집 안내가 아닙니다.</w:t>
+        <w:t>완벽한 문장보다</w:t>
       </w:r>
     </w:p>
     <w:p>
       <w:r>
-        <w:t>출강 문의 · 돈스탑 잉글리시 카카오톡 채널</w:t>
-        <w:br/>
+        <w:t>오늘 말해본 한마디가 남도록.</w:t>
+      </w:r>
+    </w:p>
+    <w:p>
+      <w:r>
+        <w:t>01 한국어로 장면을 이해합니다</w:t>
+      </w:r>
+    </w:p>
+    <w:p>
+      <w:r>
+        <w:t>주문·인사·길 묻기처럼 익숙한 상황을 먼저 살펴봅니다.</w:t>
+      </w:r>
+    </w:p>
+    <w:p>
+      <w:r>
+        <w:t>02 큰 글씨로 표현을 만납니다</w:t>
+      </w:r>
+    </w:p>
+    <w:p>
+      <w:r>
+        <w:t>짧은 문장을 읽고 듣습니다. 글씨 크기와 진행 속도는 사전에</w:t>
+      </w:r>
+    </w:p>
+    <w:p>
+      <w:r>
+        <w:t>확인합니다.</w:t>
+      </w:r>
+    </w:p>
+    <w:p>
+      <w:r>
+        <w:t>03 편한 방식으로 말해봅니다</w:t>
+      </w:r>
+    </w:p>
+    <w:p>
+      <w:r>
+        <w:t>함께 따라 말하기와 짝 활동을 선택합니다. 혼자 발표하거나 스마트폰을</w:t>
+      </w:r>
+    </w:p>
+    <w:p>
+      <w:r>
+        <w:t>사용하는 활동은 필수가 아닙니다.</w:t>
+      </w:r>
+    </w:p>
+    <w:p>
+      <w:r>
+        <w:t>박새미 · 돈스탑 잉글리시 · 출강 구성 제안 02 / 6</w:t>
+      </w:r>
+    </w:p>
+    <w:p>
+      <w:r>
+        <w:br w:type="page"/>
+      </w:r>
+    </w:p>
+    <w:p>
+      <w:r>
+        <w:t>DON’T STOP ENGLISH</w:t>
+      </w:r>
+    </w:p>
+    <w:p>
+      <w:r>
+        <w:t>02 · SMALL GROUP PLAN</w:t>
+      </w:r>
+    </w:p>
+    <w:p>
+      <w:r>
+        <w:t>두세 분이 함께,</w:t>
+      </w:r>
+    </w:p>
+    <w:p>
+      <w:r>
+        <w:t>말해볼 장면을 고릅니다</w:t>
+      </w:r>
+    </w:p>
+    <w:p>
+      <w:r>
+        <w:t>2~3인 60~120분 부천 중심</w:t>
+      </w:r>
+    </w:p>
+    <w:p>
+      <w:r>
+        <w:t>카페 주문·생활 인사·여행 길 묻기 가운데 필요한 주제를 선택합니다. 각자의 경험과</w:t>
+      </w:r>
+    </w:p>
+    <w:p>
+      <w:r>
+        <w:t>목적에 맞춰 표현과 활동을 조정합니다.</w:t>
+      </w:r>
+    </w:p>
+    <w:p>
+      <w:r>
+        <w:t>00~10분 장면과 목표 고르기</w:t>
+      </w:r>
+    </w:p>
+    <w:p>
+      <w:r>
+        <w:t>왜 이 장면을 연습하고 싶은지 나눕니다.</w:t>
+      </w:r>
+    </w:p>
+    <w:p>
+      <w:r>
+        <w:t>10~25분 짧은 표현 만나기</w:t>
+      </w:r>
+    </w:p>
+    <w:p>
+      <w:r>
+        <w:t>큰 글씨로 읽고, 뜻을 확인하고, 들어봅니다.</w:t>
+      </w:r>
+    </w:p>
+    <w:p>
+      <w:r>
+        <w:t>25~45분 서로 역할 바꾸기</w:t>
+      </w:r>
+    </w:p>
+    <w:p>
+      <w:r>
+        <w:t>함께 따라 말한 뒤 손님과 직원 역할을 나눕니다.</w:t>
+      </w:r>
+    </w:p>
+    <w:p>
+      <w:r>
+        <w:t>45~55분 나에게 맞는 표현으로 바꾸기</w:t>
+      </w:r>
+    </w:p>
+    <w:p>
+      <w:r>
+        <w:t>커피 대신 차처럼 원하는 단어로 연습합니다.</w:t>
+      </w:r>
+    </w:p>
+    <w:p>
+      <w:r>
+        <w:t>55~60분 오늘의 한마디 정리</w:t>
+      </w:r>
+    </w:p>
+    <w:p>
+      <w:r>
+        <w:t>다시 써보고 싶은 표현 한 가지를 고릅니다.</w:t>
+      </w:r>
+    </w:p>
+    <w:p>
+      <w:r>
+        <w:t>60분 예시 · 90분은 반복 연습과 휴식을, 120분은 두 번째 상황 적용과 휴식을 추가하는</w:t>
+      </w:r>
+    </w:p>
+    <w:p>
+      <w:r>
+        <w:t>구성으로 협의합니다.</w:t>
+      </w:r>
+    </w:p>
+    <w:p>
+      <w:r>
+        <w:t>박새미 · 돈스탑 잉글리시 · 출강 구성 제안 03 / 6</w:t>
+      </w:r>
+    </w:p>
+    <w:p>
+      <w:r>
+        <w:br w:type="page"/>
+      </w:r>
+    </w:p>
+    <w:p>
+      <w:r>
+        <w:t>DON’T STOP ENGLISH</w:t>
+      </w:r>
+    </w:p>
+    <w:p>
+      <w:r>
+        <w:t>03 · IN THE CLASSROOM</w:t>
+      </w:r>
+    </w:p>
+    <w:p>
+      <w:r>
+        <w:t>실습 장면</w:t>
+      </w:r>
+    </w:p>
+    <w:p>
+      <w:r>
+        <w:t>카페에서 커피 주문하기</w:t>
+      </w:r>
+    </w:p>
+    <w:p>
+      <w:r>
+        <w:t>AI로 제작한 수업 콘셉트 이미지</w:t>
+      </w:r>
+    </w:p>
+    <w:p>
+      <w:r>
+        <w:t>오늘의 표현</w:t>
+      </w:r>
+    </w:p>
+    <w:p>
+      <w:r>
+        <w:t>A coffee, please.</w:t>
+      </w:r>
+    </w:p>
+    <w:p>
+      <w:r>
+        <w:t>커피 한 잔 부탁합니다.</w:t>
+      </w:r>
+    </w:p>
+    <w:p>
+      <w:r>
+        <w:t>손님 A coffee, please.</w:t>
+      </w:r>
+    </w:p>
+    <w:p>
+      <w:r>
+        <w:t>직원 Here you are. 여기 있습니다.</w:t>
+      </w:r>
+    </w:p>
+    <w:p>
+      <w:r>
+        <w:t>손님 Thank you. 감사합니다.</w:t>
+      </w:r>
+    </w:p>
+    <w:p>
+      <w:r>
+        <w:t>첫 번째 연습</w:t>
+      </w:r>
+    </w:p>
+    <w:p>
+      <w:r>
+        <w:t>함께 듣고 따라 말합니다.</w:t>
+      </w:r>
+    </w:p>
+    <w:p>
+      <w:r>
+        <w:t>읽기만 참여해도 괜찮습니다.</w:t>
+      </w:r>
+    </w:p>
+    <w:p>
+      <w:r>
+        <w:t>두 번째 연습</w:t>
+      </w:r>
+    </w:p>
+    <w:p>
+      <w:r>
+        <w:t>손님과 직원 역할을 바꿉니다.</w:t>
+      </w:r>
+    </w:p>
+    <w:p>
+      <w:r>
+        <w:t>원하면 차 주문으로 바꿔봅니다.</w:t>
+      </w:r>
+    </w:p>
+    <w:p>
+      <w:r>
+        <w:t>교재 예시 · 표현과 역할 활동은 참가자의 요구에 맞춰 조정합니다.</w:t>
+      </w:r>
+    </w:p>
+    <w:p>
+      <w:r>
+        <w:t>박새미 · 돈스탑 잉글리시 · 출강 구성 제안 04 / 6</w:t>
+      </w:r>
+    </w:p>
+    <w:p>
+      <w:r>
+        <w:br w:type="page"/>
+      </w:r>
+    </w:p>
+    <w:p>
+      <w:r>
+        <w:t>DON’T STOP ENGLISH</w:t>
+      </w:r>
+    </w:p>
+    <w:p>
+      <w:r>
+        <w:t>04 · OPERATION CHECK</w:t>
+      </w:r>
+    </w:p>
+    <w:p>
+      <w:r>
+        <w:t>작은 모임도,</w:t>
+      </w:r>
+    </w:p>
+    <w:p>
+      <w:r>
+        <w:t>준비는 명확하게</w:t>
+      </w:r>
+    </w:p>
+    <w:p>
+      <w:r>
+        <w:t>01</w:t>
+      </w:r>
+    </w:p>
+    <w:p>
+      <w:r>
+        <w:t>모임에서 확인</w:t>
+      </w:r>
+    </w:p>
+    <w:p>
+      <w:r>
+        <w:t>참여자</w:t>
+      </w:r>
+    </w:p>
+    <w:p>
+      <w:r>
+        <w:t>두세 분의 관심 장면과 영어 경험</w:t>
+      </w:r>
+    </w:p>
+    <w:p>
+      <w:r>
+        <w:t>공간</w:t>
+      </w:r>
+    </w:p>
+    <w:p>
+      <w:r>
+        <w:t>자리 배치·청취 환경·이동 동선</w:t>
+      </w:r>
+    </w:p>
+    <w:p>
+      <w:r>
+        <w:t>운영</w:t>
+      </w:r>
+    </w:p>
+    <w:p>
+      <w:r>
+        <w:t>희망 시간·교재 인쇄·휴식과 참여 지원</w:t>
+      </w:r>
+    </w:p>
+    <w:p>
+      <w:r>
+        <w:t>02</w:t>
+      </w:r>
+    </w:p>
+    <w:p>
+      <w:r>
+        <w:t>강사가 준비</w:t>
+      </w:r>
+    </w:p>
+    <w:p>
+      <w:r>
+        <w:t>진행안</w:t>
+      </w:r>
+    </w:p>
+    <w:p>
+      <w:r>
+        <w:t>선택 주제와 인원에 맞춘 시간 구성</w:t>
+      </w:r>
+    </w:p>
+    <w:p>
+      <w:r>
+        <w:t>표현 자료</w:t>
+      </w:r>
+    </w:p>
+    <w:p>
+      <w:r>
+        <w:t>큰 글씨·짧은 문장 중심의 교재</w:t>
+      </w:r>
+    </w:p>
+    <w:p>
+      <w:r>
+        <w:t>활동</w:t>
+      </w:r>
+    </w:p>
+    <w:p>
+      <w:r>
+        <w:t>함께 따라 말하기·선택적 짝 활동</w:t>
+      </w:r>
+    </w:p>
+    <w:p>
+      <w:r>
+        <w:t>일정을 정하기 전에</w:t>
+      </w:r>
+    </w:p>
+    <w:p>
+      <w:r>
+        <w:t>날짜·장소·인원·시간·교재·비용·변경 조건을 함께 확인합니다. 비용은 수업</w:t>
+      </w:r>
+    </w:p>
+    <w:p>
+      <w:r>
+        <w:t>시간과 인원, 준비·이동 조건을 확인한 뒤 협의합니다.</w:t>
+      </w:r>
+    </w:p>
+    <w:p>
+      <w:r>
+        <w:t>박새미 · 돈스탑 잉글리시 · 출강 구성 제안 05 / 6</w:t>
+      </w:r>
+    </w:p>
+    <w:p>
+      <w:r>
+        <w:br w:type="page"/>
+      </w:r>
+    </w:p>
+    <w:p>
+      <w:r>
+        <w:t>DON’T STOP ENGLISH</w:t>
+      </w:r>
+    </w:p>
+    <w:p>
+      <w:r>
+        <w:t>05 · INSTRUCTOR &amp; CONTACT</w:t>
+      </w:r>
+    </w:p>
+    <w:p>
+      <w:r>
+        <w:t>우리 모임의 첫 장면,</w:t>
+      </w:r>
+    </w:p>
+    <w:p>
+      <w:r>
+        <w:t>함께 골라볼까요</w:t>
+      </w:r>
+    </w:p>
+    <w:p>
+      <w:r>
+        <w:t>박새미</w:t>
+      </w:r>
+    </w:p>
+    <w:p>
+      <w:r>
+        <w:t>돈스탑 잉글리시 운영자</w:t>
+      </w:r>
+    </w:p>
+    <w:p>
+      <w:r>
+        <w:t>부천의 중장년·어르신을 위한</w:t>
+      </w:r>
+    </w:p>
+    <w:p>
+      <w:r>
+        <w:t>생활·여행 영어 출강을 제안합니다.</w:t>
+      </w:r>
+    </w:p>
+    <w:p>
+      <w:r>
+        <w:t>사진·학력·경력·자격은 별첨 강사 프로필 양식에 실제 이력을 작성해 제출합니다.</w:t>
+      </w:r>
+    </w:p>
+    <w:p>
+      <w:r>
+        <w:t>문의할 때 알려주세요</w:t>
+      </w:r>
+    </w:p>
+    <w:p>
+      <w:r>
+        <w:t>참여 인원과 대상 · 배우고 싶은 장면</w:t>
+      </w:r>
+    </w:p>
+    <w:p>
+      <w:r>
+        <w:t>희망 날짜와 시간 · 장소와 준비 환경</w:t>
+      </w:r>
+    </w:p>
+    <w:p>
+      <w:r>
+        <w:t>돈스탑 잉글리시 공식 카카오 채널</w:t>
+      </w:r>
+    </w:p>
+    <w:p>
+      <w:r>
         <w:t>https://pf.kakao.com/_cDxaKn/chat</w:t>
-        <w:br/>
-        <w:t>출강 구성 제안 · 주제, 일정, 장소, 비용과 운영 조건은 협의 후 확정합니다.</w:t>
+      </w:r>
+    </w:p>
+    <w:p>
+      <w:r>
+        <w:t>본 자료는 출강 구성 제안입니다.</w:t>
+      </w:r>
+    </w:p>
+    <w:p>
+      <w:r>
+        <w:t>일정·장소·비용과 운영 조건은 협의 후 확정합니다.</w:t>
+      </w:r>
+    </w:p>
+    <w:p>
+      <w:r>
+        <w:t>박새미 · 돈스탑 잉글리시 · 출강 구성 제안 06 / 6</w:t>
       </w:r>
     </w:p>
     <w:sectPr>
-      <w:pgSz w:w="12240" w:h="15840"/>
-      <w:pgMar w:top="1080" w:right="1080" w:bottom="936" w:left="1080" w:header="720" w:footer="720" w:gutter="0"/>
+      <w:footerReference w:type="default" r:id="rId9"/>
+      <w:pgSz w:w="11906" w:h="16838"/>
+      <w:pgMar w:top="964" w:right="1020" w:bottom="964" w:left="1020" w:header="720" w:footer="720" w:gutter="0"/>
       <w:cols w:space="720"/>
       <w:docGrid w:linePitch="360"/>
     </w:sectPr>
   </w:body>
 </w:document>
+</file>
+
+<file path=word/footer1.xml><?xml version="1.0" encoding="utf-8"?>
+<w:ftr xmlns:m="http://schemas.openxmlformats.org/officeDocument/2006/math" xmlns:mc="http://schemas.openxmlformats.org/markup-compatibility/2006" xmlns:mo="http://schemas.microsoft.com/office/mac/office/2008/main" xmlns:mv="urn:schemas-microsoft-com:mac:vml" xmlns:o="urn:schemas-microsoft-com:office:office" xmlns:r="http://schemas.openxmlformats.org/officeDocument/2006/relationships" xmlns:v="urn:schemas-microsoft-com:vml" xmlns:w10="urn:schemas-microsoft-com:office:word" xmlns:w14="http://schemas.microsoft.com/office/word/2010/wordml" xmlns:w="http://schemas.openxmlformats.org/wordprocessingml/2006/main" xmlns:wne="http://schemas.microsoft.com/office/word/2006/wordml" xmlns:wp14="http://schemas.microsoft.com/office/word/2010/wordprocessingDrawing" xmlns:wp="http://schemas.openxmlformats.org/drawingml/2006/wordprocessingDrawing" xmlns:wpc="http://schemas.microsoft.com/office/word/2010/wordprocessingCanvas" xmlns:wpg="http://schemas.microsoft.com/office/word/2010/wordprocessingGroup" xmlns:wpi="http://schemas.microsoft.com/office/word/2010/wordprocessingInk" xmlns:wps="http://schemas.microsoft.com/office/word/2010/wordprocessingShape" mc:Ignorable="w14 wp14">
+  <w:p>
+    <w:pPr>
+      <w:pStyle w:val="Footer"/>
+    </w:pPr>
+    <w:r>
+      <w:t>PDF 편집판의 원문 수정용 자료 · 돈스탑 잉글리시</w:t>
+    </w:r>
+  </w:p>
+</w:ftr>
 </file>
 
 <file path=word/numbering.xml><?xml version="1.0" encoding="utf-8"?>
@@ -490,6 +954,9 @@
     <w:name w:val="Normal"/>
     <w:qFormat/>
     <w:rsid w:val="00FC693F"/>
+    <w:pPr>
+      <w:spacing w:after="80"/>
+    </w:pPr>
     <w:rPr>
       <w:rFonts w:ascii="Malgun Gothic" w:hAnsi="Malgun Gothic" w:eastAsia="Malgun Gothic"/>
       <w:sz w:val="20"/>
@@ -509,10 +976,6 @@
       </w:tabs>
       <w:spacing w:after="0" w:line="240" w:lineRule="auto"/>
     </w:pPr>
-    <w:rPr>
-      <w:rFonts w:ascii="Malgun Gothic" w:hAnsi="Malgun Gothic" w:eastAsia="Malgun Gothic"/>
-      <w:sz w:val="20"/>
-    </w:rPr>
   </w:style>
   <w:style w:type="character" w:customStyle="1" w:styleId="HeaderChar">
     <w:name w:val="Header Char"/>
@@ -520,10 +983,6 @@
     <w:link w:val="Header"/>
     <w:uiPriority w:val="99"/>
     <w:rsid w:val="00E618BF"/>
-    <w:rPr>
-      <w:rFonts w:ascii="Malgun Gothic" w:hAnsi="Malgun Gothic" w:eastAsia="Malgun Gothic"/>
-      <w:sz w:val="20"/>
-    </w:rPr>
   </w:style>
   <w:style w:type="paragraph" w:styleId="Footer">
     <w:name w:val="footer"/>
@@ -539,10 +998,6 @@
       </w:tabs>
       <w:spacing w:after="0" w:line="240" w:lineRule="auto"/>
     </w:pPr>
-    <w:rPr>
-      <w:rFonts w:ascii="Malgun Gothic" w:hAnsi="Malgun Gothic" w:eastAsia="Malgun Gothic"/>
-      <w:sz w:val="20"/>
-    </w:rPr>
   </w:style>
   <w:style w:type="character" w:customStyle="1" w:styleId="FooterChar">
     <w:name w:val="Footer Char"/>
@@ -550,10 +1005,6 @@
     <w:link w:val="Footer"/>
     <w:uiPriority w:val="99"/>
     <w:rsid w:val="00E618BF"/>
-    <w:rPr>
-      <w:rFonts w:ascii="Malgun Gothic" w:hAnsi="Malgun Gothic" w:eastAsia="Malgun Gothic"/>
-      <w:sz w:val="20"/>
-    </w:rPr>
   </w:style>
   <w:style w:type="paragraph" w:styleId="Heading1">
     <w:name w:val="heading 1"/>
@@ -570,11 +1021,11 @@
       <w:outlineLvl w:val="0"/>
     </w:pPr>
     <w:rPr>
-      <w:rFonts w:asciiTheme="majorHAnsi" w:eastAsiaTheme="majorEastAsia" w:hAnsiTheme="majorHAnsi" w:cstheme="majorBidi" w:ascii="Malgun Gothic" w:hAnsi="Malgun Gothic" w:eastAsia="Malgun Gothic"/>
+      <w:rFonts w:asciiTheme="majorHAnsi" w:eastAsiaTheme="majorEastAsia" w:hAnsiTheme="majorHAnsi" w:cstheme="majorBidi"/>
       <w:b/>
       <w:bCs/>
       <w:color w:val="365F91" w:themeColor="accent1" w:themeShade="BF"/>
-      <w:sz w:val="20"/>
+      <w:sz w:val="28"/>
       <w:szCs w:val="28"/>
     </w:rPr>
   </w:style>
@@ -594,11 +1045,11 @@
       <w:outlineLvl w:val="1"/>
     </w:pPr>
     <w:rPr>
-      <w:rFonts w:asciiTheme="majorHAnsi" w:eastAsiaTheme="majorEastAsia" w:hAnsiTheme="majorHAnsi" w:cstheme="majorBidi" w:ascii="Malgun Gothic" w:hAnsi="Malgun Gothic" w:eastAsia="Malgun Gothic"/>
+      <w:rFonts w:asciiTheme="majorHAnsi" w:eastAsiaTheme="majorEastAsia" w:hAnsiTheme="majorHAnsi" w:cstheme="majorBidi"/>
       <w:b/>
       <w:bCs/>
       <w:color w:val="4F81BD" w:themeColor="accent1"/>
-      <w:sz w:val="20"/>
+      <w:sz w:val="26"/>
       <w:szCs w:val="26"/>
     </w:rPr>
   </w:style>
@@ -618,11 +1069,10 @@
       <w:outlineLvl w:val="2"/>
     </w:pPr>
     <w:rPr>
-      <w:rFonts w:asciiTheme="majorHAnsi" w:eastAsiaTheme="majorEastAsia" w:hAnsiTheme="majorHAnsi" w:cstheme="majorBidi" w:ascii="Malgun Gothic" w:hAnsi="Malgun Gothic" w:eastAsia="Malgun Gothic"/>
+      <w:rFonts w:asciiTheme="majorHAnsi" w:eastAsiaTheme="majorEastAsia" w:hAnsiTheme="majorHAnsi" w:cstheme="majorBidi"/>
       <w:b/>
       <w:bCs/>
       <w:color w:val="4F81BD" w:themeColor="accent1"/>
-      <w:sz w:val="20"/>
     </w:rPr>
   </w:style>
   <w:style w:type="paragraph" w:styleId="Heading4">
@@ -642,13 +1092,12 @@
       <w:outlineLvl w:val="3"/>
     </w:pPr>
     <w:rPr>
-      <w:rFonts w:asciiTheme="majorHAnsi" w:eastAsiaTheme="majorEastAsia" w:hAnsiTheme="majorHAnsi" w:cstheme="majorBidi" w:ascii="Malgun Gothic" w:hAnsi="Malgun Gothic" w:eastAsia="Malgun Gothic"/>
+      <w:rFonts w:asciiTheme="majorHAnsi" w:eastAsiaTheme="majorEastAsia" w:hAnsiTheme="majorHAnsi" w:cstheme="majorBidi"/>
       <w:b/>
       <w:bCs/>
       <w:i/>
       <w:iCs/>
       <w:color w:val="4F81BD" w:themeColor="accent1"/>
-      <w:sz w:val="20"/>
     </w:rPr>
   </w:style>
   <w:style w:type="paragraph" w:styleId="Heading5">
@@ -668,9 +1117,8 @@
       <w:outlineLvl w:val="4"/>
     </w:pPr>
     <w:rPr>
-      <w:rFonts w:asciiTheme="majorHAnsi" w:eastAsiaTheme="majorEastAsia" w:hAnsiTheme="majorHAnsi" w:cstheme="majorBidi" w:ascii="Malgun Gothic" w:hAnsi="Malgun Gothic" w:eastAsia="Malgun Gothic"/>
+      <w:rFonts w:asciiTheme="majorHAnsi" w:eastAsiaTheme="majorEastAsia" w:hAnsiTheme="majorHAnsi" w:cstheme="majorBidi"/>
       <w:color w:val="243F60" w:themeColor="accent1" w:themeShade="7F"/>
-      <w:sz w:val="20"/>
     </w:rPr>
   </w:style>
   <w:style w:type="paragraph" w:styleId="Heading6">
@@ -690,11 +1138,10 @@
       <w:outlineLvl w:val="5"/>
     </w:pPr>
     <w:rPr>
-      <w:rFonts w:asciiTheme="majorHAnsi" w:eastAsiaTheme="majorEastAsia" w:hAnsiTheme="majorHAnsi" w:cstheme="majorBidi" w:ascii="Malgun Gothic" w:hAnsi="Malgun Gothic" w:eastAsia="Malgun Gothic"/>
+      <w:rFonts w:asciiTheme="majorHAnsi" w:eastAsiaTheme="majorEastAsia" w:hAnsiTheme="majorHAnsi" w:cstheme="majorBidi"/>
       <w:i/>
       <w:iCs/>
       <w:color w:val="243F60" w:themeColor="accent1" w:themeShade="7F"/>
-      <w:sz w:val="20"/>
     </w:rPr>
   </w:style>
   <w:style w:type="paragraph" w:styleId="Heading7">
@@ -714,11 +1161,10 @@
       <w:outlineLvl w:val="6"/>
     </w:pPr>
     <w:rPr>
-      <w:rFonts w:asciiTheme="majorHAnsi" w:eastAsiaTheme="majorEastAsia" w:hAnsiTheme="majorHAnsi" w:cstheme="majorBidi" w:ascii="Malgun Gothic" w:hAnsi="Malgun Gothic" w:eastAsia="Malgun Gothic"/>
+      <w:rFonts w:asciiTheme="majorHAnsi" w:eastAsiaTheme="majorEastAsia" w:hAnsiTheme="majorHAnsi" w:cstheme="majorBidi"/>
       <w:i/>
       <w:iCs/>
       <w:color w:val="404040" w:themeColor="text1" w:themeTint="BF"/>
-      <w:sz w:val="20"/>
     </w:rPr>
   </w:style>
   <w:style w:type="paragraph" w:styleId="Heading8">
@@ -738,7 +1184,7 @@
       <w:outlineLvl w:val="7"/>
     </w:pPr>
     <w:rPr>
-      <w:rFonts w:asciiTheme="majorHAnsi" w:eastAsiaTheme="majorEastAsia" w:hAnsiTheme="majorHAnsi" w:cstheme="majorBidi" w:ascii="Malgun Gothic" w:hAnsi="Malgun Gothic" w:eastAsia="Malgun Gothic"/>
+      <w:rFonts w:asciiTheme="majorHAnsi" w:eastAsiaTheme="majorEastAsia" w:hAnsiTheme="majorHAnsi" w:cstheme="majorBidi"/>
       <w:color w:val="4F81BD" w:themeColor="accent1"/>
       <w:sz w:val="20"/>
       <w:szCs w:val="20"/>
@@ -761,7 +1207,7 @@
       <w:outlineLvl w:val="8"/>
     </w:pPr>
     <w:rPr>
-      <w:rFonts w:asciiTheme="majorHAnsi" w:eastAsiaTheme="majorEastAsia" w:hAnsiTheme="majorHAnsi" w:cstheme="majorBidi" w:ascii="Malgun Gothic" w:hAnsi="Malgun Gothic" w:eastAsia="Malgun Gothic"/>
+      <w:rFonts w:asciiTheme="majorHAnsi" w:eastAsiaTheme="majorEastAsia" w:hAnsiTheme="majorHAnsi" w:cstheme="majorBidi"/>
       <w:i/>
       <w:iCs/>
       <w:color w:val="404040" w:themeColor="text1" w:themeTint="BF"/>
@@ -774,10 +1220,6 @@
     <w:uiPriority w:val="1"/>
     <w:semiHidden/>
     <w:unhideWhenUsed/>
-    <w:rPr>
-      <w:rFonts w:ascii="Malgun Gothic" w:hAnsi="Malgun Gothic" w:eastAsia="Malgun Gothic"/>
-      <w:sz w:val="20"/>
-    </w:rPr>
   </w:style>
   <w:style w:type="table" w:default="1" w:styleId="TableNormal">
     <w:name w:val="Normal Table"/>
@@ -808,10 +1250,6 @@
     <w:pPr>
       <w:spacing w:after="0" w:line="240" w:lineRule="auto"/>
     </w:pPr>
-    <w:rPr>
-      <w:rFonts w:ascii="Malgun Gothic" w:hAnsi="Malgun Gothic" w:eastAsia="Malgun Gothic"/>
-      <w:sz w:val="20"/>
-    </w:rPr>
   </w:style>
   <w:style w:type="character" w:customStyle="1" w:styleId="Heading1Char">
     <w:name w:val="Heading 1 Char"/>
@@ -820,11 +1258,11 @@
     <w:uiPriority w:val="9"/>
     <w:rsid w:val="00FC693F"/>
     <w:rPr>
-      <w:rFonts w:asciiTheme="majorHAnsi" w:eastAsiaTheme="majorEastAsia" w:hAnsiTheme="majorHAnsi" w:cstheme="majorBidi" w:ascii="Malgun Gothic" w:hAnsi="Malgun Gothic" w:eastAsia="Malgun Gothic"/>
+      <w:rFonts w:asciiTheme="majorHAnsi" w:eastAsiaTheme="majorEastAsia" w:hAnsiTheme="majorHAnsi" w:cstheme="majorBidi"/>
       <w:b/>
       <w:bCs/>
       <w:color w:val="365F91" w:themeColor="accent1" w:themeShade="BF"/>
-      <w:sz w:val="20"/>
+      <w:sz w:val="28"/>
       <w:szCs w:val="28"/>
     </w:rPr>
   </w:style>
@@ -835,11 +1273,11 @@
     <w:uiPriority w:val="9"/>
     <w:rsid w:val="00FC693F"/>
     <w:rPr>
-      <w:rFonts w:asciiTheme="majorHAnsi" w:eastAsiaTheme="majorEastAsia" w:hAnsiTheme="majorHAnsi" w:cstheme="majorBidi" w:ascii="Malgun Gothic" w:hAnsi="Malgun Gothic" w:eastAsia="Malgun Gothic"/>
+      <w:rFonts w:asciiTheme="majorHAnsi" w:eastAsiaTheme="majorEastAsia" w:hAnsiTheme="majorHAnsi" w:cstheme="majorBidi"/>
       <w:b/>
       <w:bCs/>
       <w:color w:val="4F81BD" w:themeColor="accent1"/>
-      <w:sz w:val="20"/>
+      <w:sz w:val="26"/>
       <w:szCs w:val="26"/>
     </w:rPr>
   </w:style>
@@ -850,11 +1288,10 @@
     <w:uiPriority w:val="9"/>
     <w:rsid w:val="00FC693F"/>
     <w:rPr>
-      <w:rFonts w:asciiTheme="majorHAnsi" w:eastAsiaTheme="majorEastAsia" w:hAnsiTheme="majorHAnsi" w:cstheme="majorBidi" w:ascii="Malgun Gothic" w:hAnsi="Malgun Gothic" w:eastAsia="Malgun Gothic"/>
+      <w:rFonts w:asciiTheme="majorHAnsi" w:eastAsiaTheme="majorEastAsia" w:hAnsiTheme="majorHAnsi" w:cstheme="majorBidi"/>
       <w:b/>
       <w:bCs/>
       <w:color w:val="4F81BD" w:themeColor="accent1"/>
-      <w:sz w:val="20"/>
     </w:rPr>
   </w:style>
   <w:style w:type="paragraph" w:styleId="Title">
@@ -873,11 +1310,11 @@
       <w:contextualSpacing/>
     </w:pPr>
     <w:rPr>
-      <w:rFonts w:asciiTheme="majorHAnsi" w:eastAsiaTheme="majorEastAsia" w:hAnsiTheme="majorHAnsi" w:cstheme="majorBidi" w:ascii="Malgun Gothic" w:hAnsi="Malgun Gothic" w:eastAsia="Malgun Gothic"/>
+      <w:rFonts w:asciiTheme="majorHAnsi" w:eastAsiaTheme="majorEastAsia" w:hAnsiTheme="majorHAnsi" w:cstheme="majorBidi"/>
       <w:color w:val="17365D" w:themeColor="text2" w:themeShade="BF"/>
       <w:spacing w:val="5"/>
       <w:kern w:val="28"/>
-      <w:sz w:val="20"/>
+      <w:sz w:val="52"/>
       <w:szCs w:val="52"/>
     </w:rPr>
   </w:style>
@@ -888,11 +1325,11 @@
     <w:uiPriority w:val="10"/>
     <w:rsid w:val="00FC693F"/>
     <w:rPr>
-      <w:rFonts w:asciiTheme="majorHAnsi" w:eastAsiaTheme="majorEastAsia" w:hAnsiTheme="majorHAnsi" w:cstheme="majorBidi" w:ascii="Malgun Gothic" w:hAnsi="Malgun Gothic" w:eastAsia="Malgun Gothic"/>
+      <w:rFonts w:asciiTheme="majorHAnsi" w:eastAsiaTheme="majorEastAsia" w:hAnsiTheme="majorHAnsi" w:cstheme="majorBidi"/>
       <w:color w:val="17365D" w:themeColor="text2" w:themeShade="BF"/>
       <w:spacing w:val="5"/>
       <w:kern w:val="28"/>
-      <w:sz w:val="20"/>
+      <w:sz w:val="52"/>
       <w:szCs w:val="52"/>
     </w:rPr>
   </w:style>
@@ -910,12 +1347,12 @@
       </w:numPr>
     </w:pPr>
     <w:rPr>
-      <w:rFonts w:asciiTheme="majorHAnsi" w:eastAsiaTheme="majorEastAsia" w:hAnsiTheme="majorHAnsi" w:cstheme="majorBidi" w:ascii="Malgun Gothic" w:hAnsi="Malgun Gothic" w:eastAsia="Malgun Gothic"/>
+      <w:rFonts w:asciiTheme="majorHAnsi" w:eastAsiaTheme="majorEastAsia" w:hAnsiTheme="majorHAnsi" w:cstheme="majorBidi"/>
       <w:i/>
       <w:iCs/>
       <w:color w:val="4F81BD" w:themeColor="accent1"/>
       <w:spacing w:val="15"/>
-      <w:sz w:val="20"/>
+      <w:sz w:val="24"/>
       <w:szCs w:val="24"/>
     </w:rPr>
   </w:style>
@@ -926,12 +1363,12 @@
     <w:uiPriority w:val="11"/>
     <w:rsid w:val="00FC693F"/>
     <w:rPr>
-      <w:rFonts w:asciiTheme="majorHAnsi" w:eastAsiaTheme="majorEastAsia" w:hAnsiTheme="majorHAnsi" w:cstheme="majorBidi" w:ascii="Malgun Gothic" w:hAnsi="Malgun Gothic" w:eastAsia="Malgun Gothic"/>
+      <w:rFonts w:asciiTheme="majorHAnsi" w:eastAsiaTheme="majorEastAsia" w:hAnsiTheme="majorHAnsi" w:cstheme="majorBidi"/>
       <w:i/>
       <w:iCs/>
       <w:color w:val="4F81BD" w:themeColor="accent1"/>
       <w:spacing w:val="15"/>
-      <w:sz w:val="20"/>
+      <w:sz w:val="24"/>
       <w:szCs w:val="24"/>
     </w:rPr>
   </w:style>
@@ -945,10 +1382,6 @@
       <w:ind w:left="720"/>
       <w:contextualSpacing/>
     </w:pPr>
-    <w:rPr>
-      <w:rFonts w:ascii="Malgun Gothic" w:hAnsi="Malgun Gothic" w:eastAsia="Malgun Gothic"/>
-      <w:sz w:val="20"/>
-    </w:rPr>
   </w:style>
   <w:style w:type="paragraph" w:styleId="BodyText">
     <w:name w:val="Body Text"/>
@@ -960,10 +1393,6 @@
     <w:pPr>
       <w:spacing w:after="120"/>
     </w:pPr>
-    <w:rPr>
-      <w:rFonts w:ascii="Malgun Gothic" w:hAnsi="Malgun Gothic" w:eastAsia="Malgun Gothic"/>
-      <w:sz w:val="20"/>
-    </w:rPr>
   </w:style>
   <w:style w:type="character" w:customStyle="1" w:styleId="BodyTextChar">
     <w:name w:val="Body Text Char"/>
@@ -971,10 +1400,6 @@
     <w:link w:val="BodyText"/>
     <w:uiPriority w:val="99"/>
     <w:rsid w:val="00AA1D8D"/>
-    <w:rPr>
-      <w:rFonts w:ascii="Malgun Gothic" w:hAnsi="Malgun Gothic" w:eastAsia="Malgun Gothic"/>
-      <w:sz w:val="20"/>
-    </w:rPr>
   </w:style>
   <w:style w:type="paragraph" w:styleId="BodyText2">
     <w:name w:val="Body Text 2"/>
@@ -986,10 +1411,6 @@
     <w:pPr>
       <w:spacing w:after="120" w:line="480" w:lineRule="auto"/>
     </w:pPr>
-    <w:rPr>
-      <w:rFonts w:ascii="Malgun Gothic" w:hAnsi="Malgun Gothic" w:eastAsia="Malgun Gothic"/>
-      <w:sz w:val="20"/>
-    </w:rPr>
   </w:style>
   <w:style w:type="character" w:customStyle="1" w:styleId="BodyText2Char">
     <w:name w:val="Body Text 2 Char"/>
@@ -997,10 +1418,6 @@
     <w:link w:val="BodyText2"/>
     <w:uiPriority w:val="99"/>
     <w:rsid w:val="00AA1D8D"/>
-    <w:rPr>
-      <w:rFonts w:ascii="Malgun Gothic" w:hAnsi="Malgun Gothic" w:eastAsia="Malgun Gothic"/>
-      <w:sz w:val="20"/>
-    </w:rPr>
   </w:style>
   <w:style w:type="paragraph" w:styleId="BodyText3">
     <w:name w:val="Body Text 3"/>
@@ -1013,8 +1430,7 @@
       <w:spacing w:after="120"/>
     </w:pPr>
     <w:rPr>
-      <w:rFonts w:ascii="Malgun Gothic" w:hAnsi="Malgun Gothic" w:eastAsia="Malgun Gothic"/>
-      <w:sz w:val="20"/>
+      <w:sz w:val="16"/>
       <w:szCs w:val="16"/>
     </w:rPr>
   </w:style>
@@ -1025,8 +1441,7 @@
     <w:uiPriority w:val="99"/>
     <w:rsid w:val="00AA1D8D"/>
     <w:rPr>
-      <w:rFonts w:ascii="Malgun Gothic" w:hAnsi="Malgun Gothic" w:eastAsia="Malgun Gothic"/>
-      <w:sz w:val="20"/>
+      <w:sz w:val="16"/>
       <w:szCs w:val="16"/>
     </w:rPr>
   </w:style>
@@ -1040,10 +1455,6 @@
       <w:ind w:left="360" w:hanging="360"/>
       <w:contextualSpacing/>
     </w:pPr>
-    <w:rPr>
-      <w:rFonts w:ascii="Malgun Gothic" w:hAnsi="Malgun Gothic" w:eastAsia="Malgun Gothic"/>
-      <w:sz w:val="20"/>
-    </w:rPr>
   </w:style>
   <w:style w:type="paragraph" w:styleId="List2">
     <w:name w:val="List 2"/>
@@ -1055,10 +1466,6 @@
       <w:ind w:left="720" w:hanging="360"/>
       <w:contextualSpacing/>
     </w:pPr>
-    <w:rPr>
-      <w:rFonts w:ascii="Malgun Gothic" w:hAnsi="Malgun Gothic" w:eastAsia="Malgun Gothic"/>
-      <w:sz w:val="20"/>
-    </w:rPr>
   </w:style>
   <w:style w:type="paragraph" w:styleId="List3">
     <w:name w:val="List 3"/>
@@ -1070,10 +1477,6 @@
       <w:ind w:left="1080" w:hanging="360"/>
       <w:contextualSpacing/>
     </w:pPr>
-    <w:rPr>
-      <w:rFonts w:ascii="Malgun Gothic" w:hAnsi="Malgun Gothic" w:eastAsia="Malgun Gothic"/>
-      <w:sz w:val="20"/>
-    </w:rPr>
   </w:style>
   <w:style w:type="paragraph" w:styleId="ListBullet">
     <w:name w:val="List Bullet"/>
@@ -1087,10 +1490,6 @@
       </w:numPr>
       <w:contextualSpacing/>
     </w:pPr>
-    <w:rPr>
-      <w:rFonts w:ascii="Malgun Gothic" w:hAnsi="Malgun Gothic" w:eastAsia="Malgun Gothic"/>
-      <w:sz w:val="20"/>
-    </w:rPr>
   </w:style>
   <w:style w:type="paragraph" w:styleId="ListBullet2">
     <w:name w:val="List Bullet 2"/>
@@ -1104,10 +1503,6 @@
       </w:numPr>
       <w:contextualSpacing/>
     </w:pPr>
-    <w:rPr>
-      <w:rFonts w:ascii="Malgun Gothic" w:hAnsi="Malgun Gothic" w:eastAsia="Malgun Gothic"/>
-      <w:sz w:val="20"/>
-    </w:rPr>
   </w:style>
   <w:style w:type="paragraph" w:styleId="ListBullet3">
     <w:name w:val="List Bullet 3"/>
@@ -1121,10 +1516,6 @@
       </w:numPr>
       <w:contextualSpacing/>
     </w:pPr>
-    <w:rPr>
-      <w:rFonts w:ascii="Malgun Gothic" w:hAnsi="Malgun Gothic" w:eastAsia="Malgun Gothic"/>
-      <w:sz w:val="20"/>
-    </w:rPr>
   </w:style>
   <w:style w:type="paragraph" w:styleId="ListNumber">
     <w:name w:val="List Number"/>
@@ -1138,10 +1529,6 @@
       </w:numPr>
       <w:contextualSpacing/>
     </w:pPr>
-    <w:rPr>
-      <w:rFonts w:ascii="Malgun Gothic" w:hAnsi="Malgun Gothic" w:eastAsia="Malgun Gothic"/>
-      <w:sz w:val="20"/>
-    </w:rPr>
   </w:style>
   <w:style w:type="paragraph" w:styleId="ListNumber2">
     <w:name w:val="List Number 2"/>
@@ -1155,10 +1542,6 @@
       </w:numPr>
       <w:contextualSpacing/>
     </w:pPr>
-    <w:rPr>
-      <w:rFonts w:ascii="Malgun Gothic" w:hAnsi="Malgun Gothic" w:eastAsia="Malgun Gothic"/>
-      <w:sz w:val="20"/>
-    </w:rPr>
   </w:style>
   <w:style w:type="paragraph" w:styleId="ListNumber3">
     <w:name w:val="List Number 3"/>
@@ -1172,10 +1555,6 @@
       </w:numPr>
       <w:contextualSpacing/>
     </w:pPr>
-    <w:rPr>
-      <w:rFonts w:ascii="Malgun Gothic" w:hAnsi="Malgun Gothic" w:eastAsia="Malgun Gothic"/>
-      <w:sz w:val="20"/>
-    </w:rPr>
   </w:style>
   <w:style w:type="paragraph" w:styleId="ListContinue">
     <w:name w:val="List Continue"/>
@@ -1188,10 +1567,6 @@
       <w:ind w:left="360"/>
       <w:contextualSpacing/>
     </w:pPr>
-    <w:rPr>
-      <w:rFonts w:ascii="Malgun Gothic" w:hAnsi="Malgun Gothic" w:eastAsia="Malgun Gothic"/>
-      <w:sz w:val="20"/>
-    </w:rPr>
   </w:style>
   <w:style w:type="paragraph" w:styleId="ListContinue2">
     <w:name w:val="List Continue 2"/>
@@ -1204,10 +1579,6 @@
       <w:ind w:left="720"/>
       <w:contextualSpacing/>
     </w:pPr>
-    <w:rPr>
-      <w:rFonts w:ascii="Malgun Gothic" w:hAnsi="Malgun Gothic" w:eastAsia="Malgun Gothic"/>
-      <w:sz w:val="20"/>
-    </w:rPr>
   </w:style>
   <w:style w:type="paragraph" w:styleId="ListContinue3">
     <w:name w:val="List Continue 3"/>
@@ -1220,10 +1591,6 @@
       <w:ind w:left="1080"/>
       <w:contextualSpacing/>
     </w:pPr>
-    <w:rPr>
-      <w:rFonts w:ascii="Malgun Gothic" w:hAnsi="Malgun Gothic" w:eastAsia="Malgun Gothic"/>
-      <w:sz w:val="20"/>
-    </w:rPr>
   </w:style>
   <w:style w:type="paragraph" w:styleId="MacroText">
     <w:name w:val="macro"/>
@@ -1243,7 +1610,7 @@
       </w:tabs>
     </w:pPr>
     <w:rPr>
-      <w:rFonts w:ascii="Malgun Gothic" w:hAnsi="Malgun Gothic" w:eastAsia="Malgun Gothic"/>
+      <w:rFonts w:ascii="Courier" w:hAnsi="Courier"/>
       <w:sz w:val="20"/>
       <w:szCs w:val="20"/>
     </w:rPr>
@@ -1255,7 +1622,7 @@
     <w:uiPriority w:val="99"/>
     <w:rsid w:val="0029639D"/>
     <w:rPr>
-      <w:rFonts w:ascii="Malgun Gothic" w:hAnsi="Malgun Gothic" w:eastAsia="Malgun Gothic"/>
+      <w:rFonts w:ascii="Courier" w:hAnsi="Courier"/>
       <w:sz w:val="20"/>
       <w:szCs w:val="20"/>
     </w:rPr>
@@ -1269,11 +1636,9 @@
     <w:qFormat/>
     <w:rsid w:val="00FC693F"/>
     <w:rPr>
-      <w:rFonts w:ascii="Malgun Gothic" w:hAnsi="Malgun Gothic" w:eastAsia="Malgun Gothic"/>
       <w:i/>
       <w:iCs/>
       <w:color w:val="000000" w:themeColor="text1"/>
-      <w:sz w:val="20"/>
     </w:rPr>
   </w:style>
   <w:style w:type="character" w:customStyle="1" w:styleId="QuoteChar">
@@ -1283,11 +1648,9 @@
     <w:uiPriority w:val="29"/>
     <w:rsid w:val="00FC693F"/>
     <w:rPr>
-      <w:rFonts w:ascii="Malgun Gothic" w:hAnsi="Malgun Gothic" w:eastAsia="Malgun Gothic"/>
       <w:i/>
       <w:iCs/>
       <w:color w:val="000000" w:themeColor="text1"/>
-      <w:sz w:val="20"/>
     </w:rPr>
   </w:style>
   <w:style w:type="character" w:customStyle="1" w:styleId="Heading4Char">
@@ -1298,13 +1661,12 @@
     <w:semiHidden/>
     <w:rsid w:val="00FC693F"/>
     <w:rPr>
-      <w:rFonts w:asciiTheme="majorHAnsi" w:eastAsiaTheme="majorEastAsia" w:hAnsiTheme="majorHAnsi" w:cstheme="majorBidi" w:ascii="Malgun Gothic" w:hAnsi="Malgun Gothic" w:eastAsia="Malgun Gothic"/>
+      <w:rFonts w:asciiTheme="majorHAnsi" w:eastAsiaTheme="majorEastAsia" w:hAnsiTheme="majorHAnsi" w:cstheme="majorBidi"/>
       <w:b/>
       <w:bCs/>
       <w:i/>
       <w:iCs/>
       <w:color w:val="4F81BD" w:themeColor="accent1"/>
-      <w:sz w:val="20"/>
     </w:rPr>
   </w:style>
   <w:style w:type="character" w:customStyle="1" w:styleId="Heading5Char">
@@ -1315,9 +1677,8 @@
     <w:semiHidden/>
     <w:rsid w:val="00FC693F"/>
     <w:rPr>
-      <w:rFonts w:asciiTheme="majorHAnsi" w:eastAsiaTheme="majorEastAsia" w:hAnsiTheme="majorHAnsi" w:cstheme="majorBidi" w:ascii="Malgun Gothic" w:hAnsi="Malgun Gothic" w:eastAsia="Malgun Gothic"/>
+      <w:rFonts w:asciiTheme="majorHAnsi" w:eastAsiaTheme="majorEastAsia" w:hAnsiTheme="majorHAnsi" w:cstheme="majorBidi"/>
       <w:color w:val="243F60" w:themeColor="accent1" w:themeShade="7F"/>
-      <w:sz w:val="20"/>
     </w:rPr>
   </w:style>
   <w:style w:type="character" w:customStyle="1" w:styleId="Heading6Char">
@@ -1328,11 +1689,10 @@
     <w:semiHidden/>
     <w:rsid w:val="00FC693F"/>
     <w:rPr>
-      <w:rFonts w:asciiTheme="majorHAnsi" w:eastAsiaTheme="majorEastAsia" w:hAnsiTheme="majorHAnsi" w:cstheme="majorBidi" w:ascii="Malgun Gothic" w:hAnsi="Malgun Gothic" w:eastAsia="Malgun Gothic"/>
+      <w:rFonts w:asciiTheme="majorHAnsi" w:eastAsiaTheme="majorEastAsia" w:hAnsiTheme="majorHAnsi" w:cstheme="majorBidi"/>
       <w:i/>
       <w:iCs/>
       <w:color w:val="243F60" w:themeColor="accent1" w:themeShade="7F"/>
-      <w:sz w:val="20"/>
     </w:rPr>
   </w:style>
   <w:style w:type="character" w:customStyle="1" w:styleId="Heading7Char">
@@ -1343,11 +1703,10 @@
     <w:semiHidden/>
     <w:rsid w:val="00FC693F"/>
     <w:rPr>
-      <w:rFonts w:asciiTheme="majorHAnsi" w:eastAsiaTheme="majorEastAsia" w:hAnsiTheme="majorHAnsi" w:cstheme="majorBidi" w:ascii="Malgun Gothic" w:hAnsi="Malgun Gothic" w:eastAsia="Malgun Gothic"/>
+      <w:rFonts w:asciiTheme="majorHAnsi" w:eastAsiaTheme="majorEastAsia" w:hAnsiTheme="majorHAnsi" w:cstheme="majorBidi"/>
       <w:i/>
       <w:iCs/>
       <w:color w:val="404040" w:themeColor="text1" w:themeTint="BF"/>
-      <w:sz w:val="20"/>
     </w:rPr>
   </w:style>
   <w:style w:type="character" w:customStyle="1" w:styleId="Heading8Char">
@@ -1358,7 +1717,7 @@
     <w:semiHidden/>
     <w:rsid w:val="00FC693F"/>
     <w:rPr>
-      <w:rFonts w:asciiTheme="majorHAnsi" w:eastAsiaTheme="majorEastAsia" w:hAnsiTheme="majorHAnsi" w:cstheme="majorBidi" w:ascii="Malgun Gothic" w:hAnsi="Malgun Gothic" w:eastAsia="Malgun Gothic"/>
+      <w:rFonts w:asciiTheme="majorHAnsi" w:eastAsiaTheme="majorEastAsia" w:hAnsiTheme="majorHAnsi" w:cstheme="majorBidi"/>
       <w:color w:val="4F81BD" w:themeColor="accent1"/>
       <w:sz w:val="20"/>
       <w:szCs w:val="20"/>
@@ -1372,7 +1731,7 @@
     <w:semiHidden/>
     <w:rsid w:val="00FC693F"/>
     <w:rPr>
-      <w:rFonts w:asciiTheme="majorHAnsi" w:eastAsiaTheme="majorEastAsia" w:hAnsiTheme="majorHAnsi" w:cstheme="majorBidi" w:ascii="Malgun Gothic" w:hAnsi="Malgun Gothic" w:eastAsia="Malgun Gothic"/>
+      <w:rFonts w:asciiTheme="majorHAnsi" w:eastAsiaTheme="majorEastAsia" w:hAnsiTheme="majorHAnsi" w:cstheme="majorBidi"/>
       <w:i/>
       <w:iCs/>
       <w:color w:val="404040" w:themeColor="text1" w:themeTint="BF"/>
@@ -1393,11 +1752,10 @@
       <w:spacing w:line="240" w:lineRule="auto"/>
     </w:pPr>
     <w:rPr>
-      <w:rFonts w:ascii="Malgun Gothic" w:hAnsi="Malgun Gothic" w:eastAsia="Malgun Gothic"/>
       <w:b/>
       <w:bCs/>
       <w:color w:val="4F81BD" w:themeColor="accent1"/>
-      <w:sz w:val="20"/>
+      <w:sz w:val="18"/>
       <w:szCs w:val="18"/>
     </w:rPr>
   </w:style>
@@ -1408,10 +1766,8 @@
     <w:qFormat/>
     <w:rsid w:val="00FC693F"/>
     <w:rPr>
-      <w:rFonts w:ascii="Malgun Gothic" w:hAnsi="Malgun Gothic" w:eastAsia="Malgun Gothic"/>
       <w:b/>
       <w:bCs/>
-      <w:sz w:val="20"/>
     </w:rPr>
   </w:style>
   <w:style w:type="character" w:styleId="Emphasis">
@@ -1421,10 +1777,8 @@
     <w:qFormat/>
     <w:rsid w:val="00FC693F"/>
     <w:rPr>
-      <w:rFonts w:ascii="Malgun Gothic" w:hAnsi="Malgun Gothic" w:eastAsia="Malgun Gothic"/>
       <w:i/>
       <w:iCs/>
-      <w:sz w:val="20"/>
     </w:rPr>
   </w:style>
   <w:style w:type="paragraph" w:styleId="IntenseQuote">
@@ -1443,13 +1797,11 @@
       <w:ind w:left="936" w:right="936"/>
     </w:pPr>
     <w:rPr>
-      <w:rFonts w:ascii="Malgun Gothic" w:hAnsi="Malgun Gothic" w:eastAsia="Malgun Gothic"/>
       <w:b/>
       <w:bCs/>
       <w:i/>
       <w:iCs/>
       <w:color w:val="4F81BD" w:themeColor="accent1"/>
-      <w:sz w:val="20"/>
     </w:rPr>
   </w:style>
   <w:style w:type="character" w:customStyle="1" w:styleId="IntenseQuoteChar">
@@ -1459,13 +1811,11 @@
     <w:uiPriority w:val="30"/>
     <w:rsid w:val="00FC693F"/>
     <w:rPr>
-      <w:rFonts w:ascii="Malgun Gothic" w:hAnsi="Malgun Gothic" w:eastAsia="Malgun Gothic"/>
       <w:b/>
       <w:bCs/>
       <w:i/>
       <w:iCs/>
       <w:color w:val="4F81BD" w:themeColor="accent1"/>
-      <w:sz w:val="20"/>
     </w:rPr>
   </w:style>
   <w:style w:type="character" w:styleId="SubtleEmphasis">
@@ -1475,11 +1825,9 @@
     <w:qFormat/>
     <w:rsid w:val="00FC693F"/>
     <w:rPr>
-      <w:rFonts w:ascii="Malgun Gothic" w:hAnsi="Malgun Gothic" w:eastAsia="Malgun Gothic"/>
       <w:i/>
       <w:iCs/>
       <w:color w:val="808080" w:themeColor="text1" w:themeTint="7F"/>
-      <w:sz w:val="20"/>
     </w:rPr>
   </w:style>
   <w:style w:type="character" w:styleId="IntenseEmphasis">
@@ -1489,13 +1837,11 @@
     <w:qFormat/>
     <w:rsid w:val="00FC693F"/>
     <w:rPr>
-      <w:rFonts w:ascii="Malgun Gothic" w:hAnsi="Malgun Gothic" w:eastAsia="Malgun Gothic"/>
       <w:b/>
       <w:bCs/>
       <w:i/>
       <w:iCs/>
       <w:color w:val="4F81BD" w:themeColor="accent1"/>
-      <w:sz w:val="20"/>
     </w:rPr>
   </w:style>
   <w:style w:type="character" w:styleId="SubtleReference">
@@ -1505,10 +1851,8 @@
     <w:qFormat/>
     <w:rsid w:val="00FC693F"/>
     <w:rPr>
-      <w:rFonts w:ascii="Malgun Gothic" w:hAnsi="Malgun Gothic" w:eastAsia="Malgun Gothic"/>
       <w:smallCaps/>
       <w:color w:val="C0504D" w:themeColor="accent2"/>
-      <w:sz w:val="20"/>
       <w:u w:val="single"/>
     </w:rPr>
   </w:style>
@@ -1519,13 +1863,11 @@
     <w:qFormat/>
     <w:rsid w:val="00FC693F"/>
     <w:rPr>
-      <w:rFonts w:ascii="Malgun Gothic" w:hAnsi="Malgun Gothic" w:eastAsia="Malgun Gothic"/>
       <w:b/>
       <w:bCs/>
       <w:smallCaps/>
       <w:color w:val="C0504D" w:themeColor="accent2"/>
       <w:spacing w:val="5"/>
-      <w:sz w:val="20"/>
       <w:u w:val="single"/>
     </w:rPr>
   </w:style>
@@ -1536,12 +1878,10 @@
     <w:qFormat/>
     <w:rsid w:val="00FC693F"/>
     <w:rPr>
-      <w:rFonts w:ascii="Malgun Gothic" w:hAnsi="Malgun Gothic" w:eastAsia="Malgun Gothic"/>
       <w:b/>
       <w:bCs/>
       <w:smallCaps/>
       <w:spacing w:val="5"/>
-      <w:sz w:val="20"/>
     </w:rPr>
   </w:style>
   <w:style w:type="paragraph" w:styleId="TOCHeading">
@@ -1556,10 +1896,6 @@
     <w:pPr>
       <w:outlineLvl w:val="9"/>
     </w:pPr>
-    <w:rPr>
-      <w:rFonts w:ascii="Malgun Gothic" w:hAnsi="Malgun Gothic" w:eastAsia="Malgun Gothic"/>
-      <w:sz w:val="20"/>
-    </w:rPr>
   </w:style>
   <w:style w:type="table" w:styleId="TableGrid">
     <w:name w:val="Table Grid"/>

--- a/public/dontstop-lecture/proposal-small-group.docx
+++ b/public/dontstop-lecture/proposal-small-group.docx
@@ -524,7 +524,12 @@
     </w:p>
     <w:p>
       <w:r>
-        <w:t>사진·학력·경력·자격은 별첨 강사 프로필 양식에 실제 이력을 작성해 제출합니다.</w:t>
+        <w:t>호주 시드니대학교 졸업 · 해외 생활 경험.</w:t>
+      </w:r>
+    </w:p>
+    <w:p>
+      <w:r>
+        <w:t>사진과 추가 이력은 기관 요청에 맞춰 확인해 제공합니다.</w:t>
       </w:r>
     </w:p>
     <w:p>
